--- a/templates/F10.docx
+++ b/templates/F10.docx
@@ -1,6 +1,6 @@
 
 <file path=word/document.xml><?xml version="1.0" encoding="utf-8"?>
-<w:document xmlns:wpc="http://schemas.microsoft.com/office/word/2010/wordprocessingCanvas" xmlns:cx="http://schemas.microsoft.com/office/drawing/2014/chartex" xmlns:cx1="http://schemas.microsoft.com/office/drawing/2015/9/8/chartex" xmlns:cx2="http://schemas.microsoft.com/office/drawing/2015/10/21/chartex" xmlns:cx3="http://schemas.microsoft.com/office/drawing/2016/5/9/chartex" xmlns:cx4="http://schemas.microsoft.com/office/drawing/2016/5/10/chartex" xmlns:cx5="http://schemas.microsoft.com/office/drawing/2016/5/11/chartex" xmlns:cx6="http://schemas.microsoft.com/office/drawing/2016/5/12/chartex" xmlns:cx7="http://schemas.microsoft.com/office/drawing/2016/5/13/chartex" xmlns:cx8="http://schemas.microsoft.com/office/drawing/2016/5/14/chartex" xmlns:mc="http://schemas.openxmlformats.org/markup-compatibility/2006" xmlns:aink="http://schemas.microsoft.com/office/drawing/2016/ink" xmlns:am3d="http://schemas.microsoft.com/office/drawing/2017/model3d" xmlns:o="urn:schemas-microsoft-com:office:office" xmlns:oel="http://schemas.microsoft.com/office/2019/extlst" xmlns:r="http://schemas.openxmlformats.org/officeDocument/2006/relationships" xmlns:m="http://schemas.openxmlformats.org/officeDocument/2006/math" xmlns:v="urn:schemas-microsoft-com:vml" xmlns:wp14="http://schemas.microsoft.com/office/word/2010/wordprocessingDrawing" xmlns:wp="http://schemas.openxmlformats.org/drawingml/2006/wordprocessingDrawing" xmlns:w10="urn:schemas-microsoft-com:office:word" xmlns:w="http://schemas.openxmlformats.org/wordprocessingml/2006/main" xmlns:w14="http://schemas.microsoft.com/office/word/2010/wordml" xmlns:w15="http://schemas.microsoft.com/office/word/2012/wordml" xmlns:w16cei="http://schemas.microsoft.com/office/word/2026/wordml/cei" xmlns:w16cex="http://schemas.microsoft.com/office/word/2018/wordml/cex" xmlns:w16cid="http://schemas.microsoft.com/office/word/2016/wordml/cid" xmlns:w16="http://schemas.microsoft.com/office/word/2018/wordml" xmlns:w16du="http://schemas.microsoft.com/office/word/2023/wordml/word16du" xmlns:w16sdtdh="http://schemas.microsoft.com/office/word/2020/wordml/sdtdatahash" xmlns:w16sdtfl="http://schemas.microsoft.com/office/word/2024/wordml/sdtformatlock" xmlns:w16se="http://schemas.microsoft.com/office/word/2015/wordml/symex" xmlns:wpg="http://schemas.microsoft.com/office/word/2010/wordprocessingGroup" xmlns:wpi="http://schemas.microsoft.com/office/word/2010/wordprocessingInk" xmlns:wne="http://schemas.microsoft.com/office/word/2006/wordml" xmlns:wps="http://schemas.microsoft.com/office/word/2010/wordprocessingShape" mc:Ignorable="w14 w15 w16se w16cid w16 w16cex w16sdtdh w16sdtfl w16du wp14">
+<w:document xmlns:wpc="http://schemas.microsoft.com/office/word/2010/wordprocessingCanvas" xmlns:cx="http://schemas.microsoft.com/office/drawing/2014/chartex" xmlns:cx1="http://schemas.microsoft.com/office/drawing/2015/9/8/chartex" xmlns:cx2="http://schemas.microsoft.com/office/drawing/2015/10/21/chartex" xmlns:cx3="http://schemas.microsoft.com/office/drawing/2016/5/9/chartex" xmlns:cx4="http://schemas.microsoft.com/office/drawing/2016/5/10/chartex" xmlns:cx5="http://schemas.microsoft.com/office/drawing/2016/5/11/chartex" xmlns:cx6="http://schemas.microsoft.com/office/drawing/2016/5/12/chartex" xmlns:cx7="http://schemas.microsoft.com/office/drawing/2016/5/13/chartex" xmlns:cx8="http://schemas.microsoft.com/office/drawing/2016/5/14/chartex" xmlns:mc="http://schemas.openxmlformats.org/markup-compatibility/2006" xmlns:aink="http://schemas.microsoft.com/office/drawing/2016/ink" xmlns:am3d="http://schemas.microsoft.com/office/drawing/2017/model3d" xmlns:o="urn:schemas-microsoft-com:office:office" xmlns:oel="http://schemas.microsoft.com/office/2019/extlst" xmlns:r="http://schemas.openxmlformats.org/officeDocument/2006/relationships" xmlns:m="http://schemas.openxmlformats.org/officeDocument/2006/math" xmlns:v="urn:schemas-microsoft-com:vml" xmlns:wp14="http://schemas.microsoft.com/office/word/2010/wordprocessingDrawing" xmlns:wp="http://schemas.openxmlformats.org/drawingml/2006/wordprocessingDrawing" xmlns:w10="urn:schemas-microsoft-com:office:word" xmlns:w="http://schemas.openxmlformats.org/wordprocessingml/2006/main" xmlns:w14="http://schemas.microsoft.com/office/word/2010/wordml" xmlns:w15="http://schemas.microsoft.com/office/word/2012/wordml" xmlns:w16cex="http://schemas.microsoft.com/office/word/2018/wordml/cex" xmlns:w16cid="http://schemas.microsoft.com/office/word/2016/wordml/cid" xmlns:w16="http://schemas.microsoft.com/office/word/2018/wordml" xmlns:w16du="http://schemas.microsoft.com/office/word/2023/wordml/word16du" xmlns:w16sdtdh="http://schemas.microsoft.com/office/word/2020/wordml/sdtdatahash" xmlns:w16sdtfl="http://schemas.microsoft.com/office/word/2024/wordml/sdtformatlock" xmlns:w16se="http://schemas.microsoft.com/office/word/2015/wordml/symex" xmlns:wpg="http://schemas.microsoft.com/office/word/2010/wordprocessingGroup" xmlns:wpi="http://schemas.microsoft.com/office/word/2010/wordprocessingInk" xmlns:wne="http://schemas.microsoft.com/office/word/2006/wordml" xmlns:wps="http://schemas.microsoft.com/office/word/2010/wordprocessingShape" mc:Ignorable="w14 w15 w16se w16cid w16 w16cex w16sdtdh w16sdtfl w16du wp14">
   <w:body>
     <w:p>
       <w:pPr>
@@ -103,21 +103,12 @@
           <w:bCs/>
         </w:rPr>
       </w:pPr>
-      <w:proofErr w:type="gramStart"/>
-      <w:r>
-        <w:rPr>
-          <w:b/>
-          <w:bCs/>
-        </w:rPr>
-        <w:t>No :</w:t>
-      </w:r>
-      <w:proofErr w:type="gramEnd"/>
-      <w:r>
-        <w:rPr>
-          <w:b/>
-          <w:bCs/>
-        </w:rPr>
-        <w:t xml:space="preserve"> </w:t>
+      <w:r>
+        <w:rPr>
+          <w:b/>
+          <w:bCs/>
+        </w:rPr>
+        <w:t xml:space="preserve">No : </w:t>
       </w:r>
       <w:r>
         <w:rPr>
@@ -167,7 +158,6 @@
         <w:t>Hari/</w:t>
       </w:r>
       <w:proofErr w:type="spellStart"/>
-      <w:proofErr w:type="gramStart"/>
       <w:r>
         <w:rPr>
           <w:b/>
@@ -181,23 +171,30 @@
           <w:b/>
           <w:bCs/>
         </w:rPr>
-        <w:t xml:space="preserve"> :</w:t>
-      </w:r>
-      <w:proofErr w:type="gramEnd"/>
-      <w:r>
-        <w:rPr>
-          <w:b/>
-          <w:bCs/>
-        </w:rPr>
-        <w:t xml:space="preserve"> </w:t>
-      </w:r>
-      <w:r>
-        <w:rPr>
-          <w:b/>
-          <w:bCs/>
-          <w:lang w:val="nl-NL"/>
-        </w:rPr>
-        <w:t>{{tanggal}}</w:t>
+        <w:t xml:space="preserve"> : </w:t>
+      </w:r>
+      <w:r>
+        <w:rPr>
+          <w:b/>
+          <w:bCs/>
+        </w:rPr>
+        <w:t>{{</w:t>
+      </w:r>
+      <w:proofErr w:type="spellStart"/>
+      <w:r>
+        <w:rPr>
+          <w:b/>
+          <w:bCs/>
+        </w:rPr>
+        <w:t>tanggal</w:t>
+      </w:r>
+      <w:proofErr w:type="spellEnd"/>
+      <w:r>
+        <w:rPr>
+          <w:b/>
+          <w:bCs/>
+        </w:rPr>
+        <w:t>}}</w:t>
       </w:r>
     </w:p>
     <w:tbl>
@@ -773,10 +770,20 @@
       </w:r>
       <w:r>
         <w:tab/>
-        <w:t>……………………..</w:t>
-      </w:r>
-    </w:p>
-    <w:p>
+      </w:r>
+      <w:r>
+        <w:rPr>
+          <w:lang w:val="nl-NL"/>
+        </w:rPr>
+        <w:t>{{namaPegawai}}</w:t>
+      </w:r>
+    </w:p>
+    <w:p>
+      <w:pPr>
+        <w:rPr>
+          <w:lang w:val="nl-NL"/>
+        </w:rPr>
+      </w:pPr>
       <w:r>
         <w:tab/>
       </w:r>
@@ -799,7 +806,17 @@
         <w:tab/>
         <w:t>NIP</w:t>
       </w:r>
-    </w:p>
+      <w:r>
+        <w:t xml:space="preserve"> </w:t>
+      </w:r>
+      <w:r>
+        <w:rPr>
+          <w:lang w:val="nl-NL"/>
+        </w:rPr>
+        <w:t>{{nipPegawai}}</w:t>
+      </w:r>
+    </w:p>
+    <w:p/>
     <w:p>
       <w:pPr>
         <w:rPr>
@@ -879,21 +896,12 @@
           <w:bCs/>
         </w:rPr>
       </w:pPr>
-      <w:proofErr w:type="gramStart"/>
-      <w:r>
-        <w:rPr>
-          <w:b/>
-          <w:bCs/>
-        </w:rPr>
-        <w:t>No :</w:t>
-      </w:r>
-      <w:proofErr w:type="gramEnd"/>
-      <w:r>
-        <w:rPr>
-          <w:b/>
-          <w:bCs/>
-        </w:rPr>
-        <w:t xml:space="preserve"> </w:t>
+      <w:r>
+        <w:rPr>
+          <w:b/>
+          <w:bCs/>
+        </w:rPr>
+        <w:t xml:space="preserve">No : </w:t>
       </w:r>
       <w:r>
         <w:rPr>
@@ -963,7 +971,6 @@
         <w:t xml:space="preserve">Agenda </w:t>
       </w:r>
       <w:proofErr w:type="spellStart"/>
-      <w:proofErr w:type="gramStart"/>
       <w:r>
         <w:rPr>
           <w:rFonts w:ascii="Arial" w:eastAsia="Arial" w:hAnsi="Arial" w:cs="Arial"/>
@@ -981,7 +988,6 @@
         </w:rPr>
         <w:t xml:space="preserve"> :</w:t>
       </w:r>
-      <w:proofErr w:type="gramEnd"/>
     </w:p>
     <w:p>
       <w:pPr>
@@ -1083,7 +1089,6 @@
         <w:t xml:space="preserve">/Tanya Jawab </w:t>
       </w:r>
       <w:proofErr w:type="spellStart"/>
-      <w:proofErr w:type="gramStart"/>
       <w:r>
         <w:rPr>
           <w:rFonts w:ascii="Arial" w:eastAsia="Arial" w:hAnsi="Arial" w:cs="Arial"/>
@@ -1101,7 +1106,6 @@
         </w:rPr>
         <w:t xml:space="preserve"> :</w:t>
       </w:r>
-      <w:proofErr w:type="gramEnd"/>
     </w:p>
     <w:p>
       <w:pPr>
@@ -1453,7 +1457,7 @@
 </file>
 
 <file path=word/endnotes.xml><?xml version="1.0" encoding="utf-8"?>
-<w:endnotes xmlns:wpc="http://schemas.microsoft.com/office/word/2010/wordprocessingCanvas" xmlns:cx="http://schemas.microsoft.com/office/drawing/2014/chartex" xmlns:cx1="http://schemas.microsoft.com/office/drawing/2015/9/8/chartex" xmlns:cx2="http://schemas.microsoft.com/office/drawing/2015/10/21/chartex" xmlns:cx3="http://schemas.microsoft.com/office/drawing/2016/5/9/chartex" xmlns:cx4="http://schemas.microsoft.com/office/drawing/2016/5/10/chartex" xmlns:cx5="http://schemas.microsoft.com/office/drawing/2016/5/11/chartex" xmlns:cx6="http://schemas.microsoft.com/office/drawing/2016/5/12/chartex" xmlns:cx7="http://schemas.microsoft.com/office/drawing/2016/5/13/chartex" xmlns:cx8="http://schemas.microsoft.com/office/drawing/2016/5/14/chartex" xmlns:mc="http://schemas.openxmlformats.org/markup-compatibility/2006" xmlns:aink="http://schemas.microsoft.com/office/drawing/2016/ink" xmlns:am3d="http://schemas.microsoft.com/office/drawing/2017/model3d" xmlns:o="urn:schemas-microsoft-com:office:office" xmlns:oel="http://schemas.microsoft.com/office/2019/extlst" xmlns:r="http://schemas.openxmlformats.org/officeDocument/2006/relationships" xmlns:m="http://schemas.openxmlformats.org/officeDocument/2006/math" xmlns:v="urn:schemas-microsoft-com:vml" xmlns:wp14="http://schemas.microsoft.com/office/word/2010/wordprocessingDrawing" xmlns:wp="http://schemas.openxmlformats.org/drawingml/2006/wordprocessingDrawing" xmlns:w10="urn:schemas-microsoft-com:office:word" xmlns:w="http://schemas.openxmlformats.org/wordprocessingml/2006/main" xmlns:w14="http://schemas.microsoft.com/office/word/2010/wordml" xmlns:w15="http://schemas.microsoft.com/office/word/2012/wordml" xmlns:w16cei="http://schemas.microsoft.com/office/word/2026/wordml/cei" xmlns:w16cex="http://schemas.microsoft.com/office/word/2018/wordml/cex" xmlns:w16cid="http://schemas.microsoft.com/office/word/2016/wordml/cid" xmlns:w16="http://schemas.microsoft.com/office/word/2018/wordml" xmlns:w16du="http://schemas.microsoft.com/office/word/2023/wordml/word16du" xmlns:w16sdtdh="http://schemas.microsoft.com/office/word/2020/wordml/sdtdatahash" xmlns:w16sdtfl="http://schemas.microsoft.com/office/word/2024/wordml/sdtformatlock" xmlns:w16se="http://schemas.microsoft.com/office/word/2015/wordml/symex" xmlns:wpg="http://schemas.microsoft.com/office/word/2010/wordprocessingGroup" xmlns:wpi="http://schemas.microsoft.com/office/word/2010/wordprocessingInk" xmlns:wne="http://schemas.microsoft.com/office/word/2006/wordml" xmlns:wps="http://schemas.microsoft.com/office/word/2010/wordprocessingShape" mc:Ignorable="w14 w15 w16se w16cid w16 w16cex w16sdtdh w16sdtfl w16du wp14">
+<w:endnotes xmlns:wpc="http://schemas.microsoft.com/office/word/2010/wordprocessingCanvas" xmlns:cx="http://schemas.microsoft.com/office/drawing/2014/chartex" xmlns:cx1="http://schemas.microsoft.com/office/drawing/2015/9/8/chartex" xmlns:cx2="http://schemas.microsoft.com/office/drawing/2015/10/21/chartex" xmlns:cx3="http://schemas.microsoft.com/office/drawing/2016/5/9/chartex" xmlns:cx4="http://schemas.microsoft.com/office/drawing/2016/5/10/chartex" xmlns:cx5="http://schemas.microsoft.com/office/drawing/2016/5/11/chartex" xmlns:cx6="http://schemas.microsoft.com/office/drawing/2016/5/12/chartex" xmlns:cx7="http://schemas.microsoft.com/office/drawing/2016/5/13/chartex" xmlns:cx8="http://schemas.microsoft.com/office/drawing/2016/5/14/chartex" xmlns:mc="http://schemas.openxmlformats.org/markup-compatibility/2006" xmlns:aink="http://schemas.microsoft.com/office/drawing/2016/ink" xmlns:am3d="http://schemas.microsoft.com/office/drawing/2017/model3d" xmlns:o="urn:schemas-microsoft-com:office:office" xmlns:oel="http://schemas.microsoft.com/office/2019/extlst" xmlns:r="http://schemas.openxmlformats.org/officeDocument/2006/relationships" xmlns:m="http://schemas.openxmlformats.org/officeDocument/2006/math" xmlns:v="urn:schemas-microsoft-com:vml" xmlns:wp14="http://schemas.microsoft.com/office/word/2010/wordprocessingDrawing" xmlns:wp="http://schemas.openxmlformats.org/drawingml/2006/wordprocessingDrawing" xmlns:w10="urn:schemas-microsoft-com:office:word" xmlns:w="http://schemas.openxmlformats.org/wordprocessingml/2006/main" xmlns:w14="http://schemas.microsoft.com/office/word/2010/wordml" xmlns:w15="http://schemas.microsoft.com/office/word/2012/wordml" xmlns:w16cex="http://schemas.microsoft.com/office/word/2018/wordml/cex" xmlns:w16cid="http://schemas.microsoft.com/office/word/2016/wordml/cid" xmlns:w16="http://schemas.microsoft.com/office/word/2018/wordml" xmlns:w16du="http://schemas.microsoft.com/office/word/2023/wordml/word16du" xmlns:w16sdtdh="http://schemas.microsoft.com/office/word/2020/wordml/sdtdatahash" xmlns:w16sdtfl="http://schemas.microsoft.com/office/word/2024/wordml/sdtformatlock" xmlns:w16se="http://schemas.microsoft.com/office/word/2015/wordml/symex" xmlns:wpg="http://schemas.microsoft.com/office/word/2010/wordprocessingGroup" xmlns:wpi="http://schemas.microsoft.com/office/word/2010/wordprocessingInk" xmlns:wne="http://schemas.microsoft.com/office/word/2006/wordml" xmlns:wps="http://schemas.microsoft.com/office/word/2010/wordprocessingShape" mc:Ignorable="w14 w15 w16se w16cid w16 w16cex w16sdtdh w16sdtfl w16du wp14">
   <w:endnote w:type="separator" w:id="-1">
     <w:p>
       <w:r>
@@ -1472,7 +1476,7 @@
 </file>
 
 <file path=word/footnotes.xml><?xml version="1.0" encoding="utf-8"?>
-<w:footnotes xmlns:wpc="http://schemas.microsoft.com/office/word/2010/wordprocessingCanvas" xmlns:cx="http://schemas.microsoft.com/office/drawing/2014/chartex" xmlns:cx1="http://schemas.microsoft.com/office/drawing/2015/9/8/chartex" xmlns:cx2="http://schemas.microsoft.com/office/drawing/2015/10/21/chartex" xmlns:cx3="http://schemas.microsoft.com/office/drawing/2016/5/9/chartex" xmlns:cx4="http://schemas.microsoft.com/office/drawing/2016/5/10/chartex" xmlns:cx5="http://schemas.microsoft.com/office/drawing/2016/5/11/chartex" xmlns:cx6="http://schemas.microsoft.com/office/drawing/2016/5/12/chartex" xmlns:cx7="http://schemas.microsoft.com/office/drawing/2016/5/13/chartex" xmlns:cx8="http://schemas.microsoft.com/office/drawing/2016/5/14/chartex" xmlns:mc="http://schemas.openxmlformats.org/markup-compatibility/2006" xmlns:aink="http://schemas.microsoft.com/office/drawing/2016/ink" xmlns:am3d="http://schemas.microsoft.com/office/drawing/2017/model3d" xmlns:o="urn:schemas-microsoft-com:office:office" xmlns:oel="http://schemas.microsoft.com/office/2019/extlst" xmlns:r="http://schemas.openxmlformats.org/officeDocument/2006/relationships" xmlns:m="http://schemas.openxmlformats.org/officeDocument/2006/math" xmlns:v="urn:schemas-microsoft-com:vml" xmlns:wp14="http://schemas.microsoft.com/office/word/2010/wordprocessingDrawing" xmlns:wp="http://schemas.openxmlformats.org/drawingml/2006/wordprocessingDrawing" xmlns:w10="urn:schemas-microsoft-com:office:word" xmlns:w="http://schemas.openxmlformats.org/wordprocessingml/2006/main" xmlns:w14="http://schemas.microsoft.com/office/word/2010/wordml" xmlns:w15="http://schemas.microsoft.com/office/word/2012/wordml" xmlns:w16cei="http://schemas.microsoft.com/office/word/2026/wordml/cei" xmlns:w16cex="http://schemas.microsoft.com/office/word/2018/wordml/cex" xmlns:w16cid="http://schemas.microsoft.com/office/word/2016/wordml/cid" xmlns:w16="http://schemas.microsoft.com/office/word/2018/wordml" xmlns:w16du="http://schemas.microsoft.com/office/word/2023/wordml/word16du" xmlns:w16sdtdh="http://schemas.microsoft.com/office/word/2020/wordml/sdtdatahash" xmlns:w16sdtfl="http://schemas.microsoft.com/office/word/2024/wordml/sdtformatlock" xmlns:w16se="http://schemas.microsoft.com/office/word/2015/wordml/symex" xmlns:wpg="http://schemas.microsoft.com/office/word/2010/wordprocessingGroup" xmlns:wpi="http://schemas.microsoft.com/office/word/2010/wordprocessingInk" xmlns:wne="http://schemas.microsoft.com/office/word/2006/wordml" xmlns:wps="http://schemas.microsoft.com/office/word/2010/wordprocessingShape" mc:Ignorable="w14 w15 w16se w16cid w16 w16cex w16sdtdh w16sdtfl w16du wp14">
+<w:footnotes xmlns:wpc="http://schemas.microsoft.com/office/word/2010/wordprocessingCanvas" xmlns:cx="http://schemas.microsoft.com/office/drawing/2014/chartex" xmlns:cx1="http://schemas.microsoft.com/office/drawing/2015/9/8/chartex" xmlns:cx2="http://schemas.microsoft.com/office/drawing/2015/10/21/chartex" xmlns:cx3="http://schemas.microsoft.com/office/drawing/2016/5/9/chartex" xmlns:cx4="http://schemas.microsoft.com/office/drawing/2016/5/10/chartex" xmlns:cx5="http://schemas.microsoft.com/office/drawing/2016/5/11/chartex" xmlns:cx6="http://schemas.microsoft.com/office/drawing/2016/5/12/chartex" xmlns:cx7="http://schemas.microsoft.com/office/drawing/2016/5/13/chartex" xmlns:cx8="http://schemas.microsoft.com/office/drawing/2016/5/14/chartex" xmlns:mc="http://schemas.openxmlformats.org/markup-compatibility/2006" xmlns:aink="http://schemas.microsoft.com/office/drawing/2016/ink" xmlns:am3d="http://schemas.microsoft.com/office/drawing/2017/model3d" xmlns:o="urn:schemas-microsoft-com:office:office" xmlns:oel="http://schemas.microsoft.com/office/2019/extlst" xmlns:r="http://schemas.openxmlformats.org/officeDocument/2006/relationships" xmlns:m="http://schemas.openxmlformats.org/officeDocument/2006/math" xmlns:v="urn:schemas-microsoft-com:vml" xmlns:wp14="http://schemas.microsoft.com/office/word/2010/wordprocessingDrawing" xmlns:wp="http://schemas.openxmlformats.org/drawingml/2006/wordprocessingDrawing" xmlns:w10="urn:schemas-microsoft-com:office:word" xmlns:w="http://schemas.openxmlformats.org/wordprocessingml/2006/main" xmlns:w14="http://schemas.microsoft.com/office/word/2010/wordml" xmlns:w15="http://schemas.microsoft.com/office/word/2012/wordml" xmlns:w16cex="http://schemas.microsoft.com/office/word/2018/wordml/cex" xmlns:w16cid="http://schemas.microsoft.com/office/word/2016/wordml/cid" xmlns:w16="http://schemas.microsoft.com/office/word/2018/wordml" xmlns:w16du="http://schemas.microsoft.com/office/word/2023/wordml/word16du" xmlns:w16sdtdh="http://schemas.microsoft.com/office/word/2020/wordml/sdtdatahash" xmlns:w16sdtfl="http://schemas.microsoft.com/office/word/2024/wordml/sdtformatlock" xmlns:w16se="http://schemas.microsoft.com/office/word/2015/wordml/symex" xmlns:wpg="http://schemas.microsoft.com/office/word/2010/wordprocessingGroup" xmlns:wpi="http://schemas.microsoft.com/office/word/2010/wordprocessingInk" xmlns:wne="http://schemas.microsoft.com/office/word/2006/wordml" xmlns:wps="http://schemas.microsoft.com/office/word/2010/wordprocessingShape" mc:Ignorable="w14 w15 w16se w16cid w16 w16cex w16sdtdh w16sdtfl w16du wp14">
   <w:footnote w:type="separator" w:id="-1">
     <w:p>
       <w:r>
@@ -1491,7 +1495,7 @@
 </file>
 
 <file path=word/header1.xml><?xml version="1.0" encoding="utf-8"?>
-<w:hdr xmlns:wpc="http://schemas.microsoft.com/office/word/2010/wordprocessingCanvas" xmlns:cx="http://schemas.microsoft.com/office/drawing/2014/chartex" xmlns:cx1="http://schemas.microsoft.com/office/drawing/2015/9/8/chartex" xmlns:cx2="http://schemas.microsoft.com/office/drawing/2015/10/21/chartex" xmlns:cx3="http://schemas.microsoft.com/office/drawing/2016/5/9/chartex" xmlns:cx4="http://schemas.microsoft.com/office/drawing/2016/5/10/chartex" xmlns:cx5="http://schemas.microsoft.com/office/drawing/2016/5/11/chartex" xmlns:cx6="http://schemas.microsoft.com/office/drawing/2016/5/12/chartex" xmlns:cx7="http://schemas.microsoft.com/office/drawing/2016/5/13/chartex" xmlns:cx8="http://schemas.microsoft.com/office/drawing/2016/5/14/chartex" xmlns:mc="http://schemas.openxmlformats.org/markup-compatibility/2006" xmlns:aink="http://schemas.microsoft.com/office/drawing/2016/ink" xmlns:am3d="http://schemas.microsoft.com/office/drawing/2017/model3d" xmlns:o="urn:schemas-microsoft-com:office:office" xmlns:oel="http://schemas.microsoft.com/office/2019/extlst" xmlns:r="http://schemas.openxmlformats.org/officeDocument/2006/relationships" xmlns:m="http://schemas.openxmlformats.org/officeDocument/2006/math" xmlns:v="urn:schemas-microsoft-com:vml" xmlns:wp14="http://schemas.microsoft.com/office/word/2010/wordprocessingDrawing" xmlns:wp="http://schemas.openxmlformats.org/drawingml/2006/wordprocessingDrawing" xmlns:w10="urn:schemas-microsoft-com:office:word" xmlns:w="http://schemas.openxmlformats.org/wordprocessingml/2006/main" xmlns:w14="http://schemas.microsoft.com/office/word/2010/wordml" xmlns:w15="http://schemas.microsoft.com/office/word/2012/wordml" xmlns:w16cei="http://schemas.microsoft.com/office/word/2026/wordml/cei" xmlns:w16cex="http://schemas.microsoft.com/office/word/2018/wordml/cex" xmlns:w16cid="http://schemas.microsoft.com/office/word/2016/wordml/cid" xmlns:w16="http://schemas.microsoft.com/office/word/2018/wordml" xmlns:w16du="http://schemas.microsoft.com/office/word/2023/wordml/word16du" xmlns:w16sdtdh="http://schemas.microsoft.com/office/word/2020/wordml/sdtdatahash" xmlns:w16sdtfl="http://schemas.microsoft.com/office/word/2024/wordml/sdtformatlock" xmlns:w16se="http://schemas.microsoft.com/office/word/2015/wordml/symex" xmlns:wpg="http://schemas.microsoft.com/office/word/2010/wordprocessingGroup" xmlns:wpi="http://schemas.microsoft.com/office/word/2010/wordprocessingInk" xmlns:wne="http://schemas.microsoft.com/office/word/2006/wordml" xmlns:wps="http://schemas.microsoft.com/office/word/2010/wordprocessingShape" mc:Ignorable="w14 w15 w16se w16cid w16 w16cex w16sdtdh w16sdtfl w16du wp14">
+<w:hdr xmlns:wpc="http://schemas.microsoft.com/office/word/2010/wordprocessingCanvas" xmlns:cx="http://schemas.microsoft.com/office/drawing/2014/chartex" xmlns:cx1="http://schemas.microsoft.com/office/drawing/2015/9/8/chartex" xmlns:cx2="http://schemas.microsoft.com/office/drawing/2015/10/21/chartex" xmlns:cx3="http://schemas.microsoft.com/office/drawing/2016/5/9/chartex" xmlns:cx4="http://schemas.microsoft.com/office/drawing/2016/5/10/chartex" xmlns:cx5="http://schemas.microsoft.com/office/drawing/2016/5/11/chartex" xmlns:cx6="http://schemas.microsoft.com/office/drawing/2016/5/12/chartex" xmlns:cx7="http://schemas.microsoft.com/office/drawing/2016/5/13/chartex" xmlns:cx8="http://schemas.microsoft.com/office/drawing/2016/5/14/chartex" xmlns:mc="http://schemas.openxmlformats.org/markup-compatibility/2006" xmlns:aink="http://schemas.microsoft.com/office/drawing/2016/ink" xmlns:am3d="http://schemas.microsoft.com/office/drawing/2017/model3d" xmlns:o="urn:schemas-microsoft-com:office:office" xmlns:oel="http://schemas.microsoft.com/office/2019/extlst" xmlns:r="http://schemas.openxmlformats.org/officeDocument/2006/relationships" xmlns:m="http://schemas.openxmlformats.org/officeDocument/2006/math" xmlns:v="urn:schemas-microsoft-com:vml" xmlns:wp14="http://schemas.microsoft.com/office/word/2010/wordprocessingDrawing" xmlns:wp="http://schemas.openxmlformats.org/drawingml/2006/wordprocessingDrawing" xmlns:w10="urn:schemas-microsoft-com:office:word" xmlns:w="http://schemas.openxmlformats.org/wordprocessingml/2006/main" xmlns:w14="http://schemas.microsoft.com/office/word/2010/wordml" xmlns:w15="http://schemas.microsoft.com/office/word/2012/wordml" xmlns:w16cex="http://schemas.microsoft.com/office/word/2018/wordml/cex" xmlns:w16cid="http://schemas.microsoft.com/office/word/2016/wordml/cid" xmlns:w16="http://schemas.microsoft.com/office/word/2018/wordml" xmlns:w16du="http://schemas.microsoft.com/office/word/2023/wordml/word16du" xmlns:w16sdtdh="http://schemas.microsoft.com/office/word/2020/wordml/sdtdatahash" xmlns:w16sdtfl="http://schemas.microsoft.com/office/word/2024/wordml/sdtformatlock" xmlns:w16se="http://schemas.microsoft.com/office/word/2015/wordml/symex" xmlns:wpg="http://schemas.microsoft.com/office/word/2010/wordprocessingGroup" xmlns:wpi="http://schemas.microsoft.com/office/word/2010/wordprocessingInk" xmlns:wne="http://schemas.microsoft.com/office/word/2006/wordml" xmlns:wps="http://schemas.microsoft.com/office/word/2010/wordprocessingShape" mc:Ignorable="w14 w15 w16se w16cid w16 w16cex w16sdtdh w16sdtfl w16du wp14">
   <w:p>
     <w:pPr>
       <w:pBdr>
@@ -1612,7 +1616,7 @@
             </wp:anchor>
           </w:drawing>
         </mc:Choice>
-        <mc:Fallback>
+        <mc:Fallback xmlns:w16cei="http://schemas.microsoft.com/office/word/2026/wordml/cei">
           <w:pict>
             <v:rect w14:anchorId="2427C975" id="Rectangle 574738307" o:spid="_x0000_s1026" style="position:absolute;margin-left:-68.2pt;margin-top:-29.25pt;width:21.35pt;height:22.5pt;z-index:251659264;visibility:visible;mso-wrap-style:square;mso-wrap-distance-left:9pt;mso-wrap-distance-top:0;mso-wrap-distance-right:9pt;mso-wrap-distance-bottom:0;mso-position-horizontal:absolute;mso-position-horizontal-relative:text;mso-position-vertical:absolute;mso-position-vertical-relative:text;v-text-anchor:top" o:gfxdata="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" filled="f" stroked="f">
               <v:textbox inset="2.53958mm,1.2694mm,2.53958mm,1.2694mm">
@@ -1684,7 +1688,7 @@
             </wp:anchor>
           </w:drawing>
         </mc:Choice>
-        <mc:Fallback>
+        <mc:Fallback xmlns:w16cei="http://schemas.microsoft.com/office/word/2026/wordml/cei">
           <w:pict>
             <v:rect w14:anchorId="30DE71D1" id="Rectangle 574738306" o:spid="_x0000_s1027" style="position:absolute;margin-left:-68.2pt;margin-top:-29.25pt;width:21.35pt;height:22.5pt;z-index:251660288;visibility:visible;mso-wrap-style:square;mso-wrap-distance-left:9pt;mso-wrap-distance-top:0;mso-wrap-distance-right:9pt;mso-wrap-distance-bottom:0;mso-position-horizontal:absolute;mso-position-horizontal-relative:text;mso-position-vertical:absolute;mso-position-vertical-relative:text;v-text-anchor:top" o:gfxdata="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" filled="f" stroked="f">
               <v:textbox inset="2.53958mm,1.2694mm,2.53958mm,1.2694mm">
@@ -1706,7 +1710,7 @@
 </file>
 
 <file path=word/header2.xml><?xml version="1.0" encoding="utf-8"?>
-<w:hdr xmlns:wpc="http://schemas.microsoft.com/office/word/2010/wordprocessingCanvas" xmlns:cx="http://schemas.microsoft.com/office/drawing/2014/chartex" xmlns:cx1="http://schemas.microsoft.com/office/drawing/2015/9/8/chartex" xmlns:cx2="http://schemas.microsoft.com/office/drawing/2015/10/21/chartex" xmlns:cx3="http://schemas.microsoft.com/office/drawing/2016/5/9/chartex" xmlns:cx4="http://schemas.microsoft.com/office/drawing/2016/5/10/chartex" xmlns:cx5="http://schemas.microsoft.com/office/drawing/2016/5/11/chartex" xmlns:cx6="http://schemas.microsoft.com/office/drawing/2016/5/12/chartex" xmlns:cx7="http://schemas.microsoft.com/office/drawing/2016/5/13/chartex" xmlns:cx8="http://schemas.microsoft.com/office/drawing/2016/5/14/chartex" xmlns:mc="http://schemas.openxmlformats.org/markup-compatibility/2006" xmlns:aink="http://schemas.microsoft.com/office/drawing/2016/ink" xmlns:am3d="http://schemas.microsoft.com/office/drawing/2017/model3d" xmlns:o="urn:schemas-microsoft-com:office:office" xmlns:oel="http://schemas.microsoft.com/office/2019/extlst" xmlns:r="http://schemas.openxmlformats.org/officeDocument/2006/relationships" xmlns:m="http://schemas.openxmlformats.org/officeDocument/2006/math" xmlns:v="urn:schemas-microsoft-com:vml" xmlns:wp14="http://schemas.microsoft.com/office/word/2010/wordprocessingDrawing" xmlns:wp="http://schemas.openxmlformats.org/drawingml/2006/wordprocessingDrawing" xmlns:w10="urn:schemas-microsoft-com:office:word" xmlns:w="http://schemas.openxmlformats.org/wordprocessingml/2006/main" xmlns:w14="http://schemas.microsoft.com/office/word/2010/wordml" xmlns:w15="http://schemas.microsoft.com/office/word/2012/wordml" xmlns:w16cei="http://schemas.microsoft.com/office/word/2026/wordml/cei" xmlns:w16cex="http://schemas.microsoft.com/office/word/2018/wordml/cex" xmlns:w16cid="http://schemas.microsoft.com/office/word/2016/wordml/cid" xmlns:w16="http://schemas.microsoft.com/office/word/2018/wordml" xmlns:w16du="http://schemas.microsoft.com/office/word/2023/wordml/word16du" xmlns:w16sdtdh="http://schemas.microsoft.com/office/word/2020/wordml/sdtdatahash" xmlns:w16sdtfl="http://schemas.microsoft.com/office/word/2024/wordml/sdtformatlock" xmlns:w16se="http://schemas.microsoft.com/office/word/2015/wordml/symex" xmlns:wpg="http://schemas.microsoft.com/office/word/2010/wordprocessingGroup" xmlns:wpi="http://schemas.microsoft.com/office/word/2010/wordprocessingInk" xmlns:wne="http://schemas.microsoft.com/office/word/2006/wordml" xmlns:wps="http://schemas.microsoft.com/office/word/2010/wordprocessingShape" mc:Ignorable="w14 w15 w16se w16cid w16 w16cex w16sdtdh w16sdtfl w16du wp14">
+<w:hdr xmlns:wpc="http://schemas.microsoft.com/office/word/2010/wordprocessingCanvas" xmlns:cx="http://schemas.microsoft.com/office/drawing/2014/chartex" xmlns:cx1="http://schemas.microsoft.com/office/drawing/2015/9/8/chartex" xmlns:cx2="http://schemas.microsoft.com/office/drawing/2015/10/21/chartex" xmlns:cx3="http://schemas.microsoft.com/office/drawing/2016/5/9/chartex" xmlns:cx4="http://schemas.microsoft.com/office/drawing/2016/5/10/chartex" xmlns:cx5="http://schemas.microsoft.com/office/drawing/2016/5/11/chartex" xmlns:cx6="http://schemas.microsoft.com/office/drawing/2016/5/12/chartex" xmlns:cx7="http://schemas.microsoft.com/office/drawing/2016/5/13/chartex" xmlns:cx8="http://schemas.microsoft.com/office/drawing/2016/5/14/chartex" xmlns:mc="http://schemas.openxmlformats.org/markup-compatibility/2006" xmlns:aink="http://schemas.microsoft.com/office/drawing/2016/ink" xmlns:am3d="http://schemas.microsoft.com/office/drawing/2017/model3d" xmlns:o="urn:schemas-microsoft-com:office:office" xmlns:oel="http://schemas.microsoft.com/office/2019/extlst" xmlns:r="http://schemas.openxmlformats.org/officeDocument/2006/relationships" xmlns:m="http://schemas.openxmlformats.org/officeDocument/2006/math" xmlns:v="urn:schemas-microsoft-com:vml" xmlns:wp14="http://schemas.microsoft.com/office/word/2010/wordprocessingDrawing" xmlns:wp="http://schemas.openxmlformats.org/drawingml/2006/wordprocessingDrawing" xmlns:w10="urn:schemas-microsoft-com:office:word" xmlns:w="http://schemas.openxmlformats.org/wordprocessingml/2006/main" xmlns:w14="http://schemas.microsoft.com/office/word/2010/wordml" xmlns:w15="http://schemas.microsoft.com/office/word/2012/wordml" xmlns:w16cex="http://schemas.microsoft.com/office/word/2018/wordml/cex" xmlns:w16cid="http://schemas.microsoft.com/office/word/2016/wordml/cid" xmlns:w16="http://schemas.microsoft.com/office/word/2018/wordml" xmlns:w16du="http://schemas.microsoft.com/office/word/2023/wordml/word16du" xmlns:w16sdtdh="http://schemas.microsoft.com/office/word/2020/wordml/sdtdatahash" xmlns:w16sdtfl="http://schemas.microsoft.com/office/word/2024/wordml/sdtformatlock" xmlns:w16se="http://schemas.microsoft.com/office/word/2015/wordml/symex" xmlns:wpg="http://schemas.microsoft.com/office/word/2010/wordprocessingGroup" xmlns:wpi="http://schemas.microsoft.com/office/word/2010/wordprocessingInk" xmlns:wne="http://schemas.microsoft.com/office/word/2006/wordml" xmlns:wps="http://schemas.microsoft.com/office/word/2010/wordprocessingShape" mc:Ignorable="w14 w15 w16se w16cid w16 w16cex w16sdtdh w16sdtfl w16du wp14">
   <w:p>
     <w:pPr>
       <w:pBdr>
